--- a/docs/portfolio-redesign-notes.docx
+++ b/docs/portfolio-redesign-notes.docx
@@ -315,7 +315,7 @@
         <w:rPr>
           <w:b/>
         </w:rPr>
-        <w:t xml:space="preserve">AI Training Evaluator | JavaScript / Frontend Developer</w:t>
+        <w:t xml:space="preserve">AI Training Evaluator | TypeScript / Frontend Developer</w:t>
       </w:r>
       <w:r>
         <w:t xml:space="preserve">.</w:t>
